--- a/input/tneb-tests.docx
+++ b/input/tneb-tests.docx
@@ -18,7 +18,7 @@
           <w:b/>
           <w:bCs/>
         </w:rPr>
-        <w:t xml:space="preserve">Test Case ID: TC-EB-001</w:t>
+        <w:t xml:space="preserve">Test Case ID: TC-TNEB-001</w:t>
       </w:r>
     </w:p>
     <w:p>
@@ -133,7 +133,7 @@
           <w:b/>
           <w:bCs/>
         </w:rPr>
-        <w:t xml:space="preserve">Test Case ID: TC-EB-002</w:t>
+        <w:t xml:space="preserve">Test Case ID: TC-TNEB-002</w:t>
       </w:r>
     </w:p>
     <w:p>
@@ -218,7 +218,7 @@
           <w:b/>
           <w:bCs/>
         </w:rPr>
-        <w:t xml:space="preserve">Test Case ID: TC-EB-003</w:t>
+        <w:t xml:space="preserve">Test Case ID: TC-TNEB-003</w:t>
       </w:r>
     </w:p>
     <w:p>

--- a/input/tneb-tests.docx
+++ b/input/tneb-tests.docx
@@ -58,7 +58,7 @@
     </w:p>
     <w:p>
       <w:r>
-        <w:t xml:space="preserve">3. Enter "123456789012" in the Consumer No box</w:t>
+        <w:t xml:space="preserve">3. Enter "&lt;consumer no&gt;" in the Consumer No box</w:t>
       </w:r>
     </w:p>
     <w:p>
@@ -68,7 +68,7 @@
     </w:p>
     <w:p>
       <w:r>
-        <w:t xml:space="preserve">4. Enter "9000000000" in the Registered Mobile No box</w:t>
+        <w:t xml:space="preserve">4. Enter "&lt;mobile no&gt;" in the Registered Mobile No box</w:t>
       </w:r>
     </w:p>
     <w:p>
@@ -108,7 +108,7 @@
     </w:p>
     <w:p>
       <w:r>
-        <w:t xml:space="preserve">8. Verify that the invoice summary contains "123456789012"</w:t>
+        <w:t xml:space="preserve">8. Verify that the invoice summary contains "&lt;consumer no&gt;"</w:t>
       </w:r>
     </w:p>
     <w:p>
@@ -268,7 +268,7 @@
     </w:p>
     <w:p>
       <w:r>
-        <w:t xml:space="preserve">4. Enter "9000000000" in the Registered Mobile No box</w:t>
+        <w:t xml:space="preserve">4. Enter "&lt;mobile no&gt;" in the Registered Mobile No box</w:t>
       </w:r>
     </w:p>
     <w:p>
